--- a/Introduccion a la Ingenieria/Kit docente/Clase 9/Solucion Taller Clase 9 - Antecedentes y propuesta de mejora.docx
+++ b/Introduccion a la Ingenieria/Kit docente/Clase 9/Solucion Taller Clase 9 - Antecedentes y propuesta de mejora.docx
@@ -237,7 +237,7 @@
           <w:color w:val="4A4A49"/>
           <w:sz w:val="21"/>
         </w:rPr>
-        <w:t xml:space="preserve">Porque la búsqueda encuentra algo incómodo y muy instructivo: existe software libre maduro que resuelve el problema completo desde hace más de veinte años, y </w:t>
+        <w:t xml:space="preserve">Porque la búsqueda encuentra algo incómodo que enseña mucho: existe software libre maduro que resuelve el problema completo desde hace más de veinte años, y </w:t>
       </w:r>
       <w:r>
         <w:rPr>
@@ -768,7 +768,7 @@
           <w:color w:val="4A4A49"/>
           <w:sz w:val="22"/>
         </w:rPr>
-        <w:t xml:space="preserve"> requiere instalarse y administrarse en un servidor, y catalogar el acervo completo antes de servir de algo. Con presupuesto cero, sin computador en el mostrador y con voluntarias que rotan, </w:t>
+        <w:t xml:space="preserve"> requiere instalarse y administrarse en un servidor, y catalogar todos los libros antes de servir de algo. Con presupuesto cero, sin computador en el mostrador y con voluntarias que rotan, </w:t>
       </w:r>
       <w:r>
         <w:rPr>
@@ -1071,7 +1071,7 @@
           <w:color w:val="4A4A49"/>
           <w:sz w:val="22"/>
         </w:rPr>
-        <w:t>no hay una solución que funcione sin administrador, sin computador en el mostrador y sin catalogar el acervo completo primero</w:t>
+        <w:t>no hay una solución que funcione sin administrador, sin computador en el mostrador y sin catalogar todos los libros primero</w:t>
       </w:r>
       <w:r>
         <w:rPr>
@@ -1439,7 +1439,7 @@
           <w:color w:val="4A4A49"/>
           <w:sz w:val="22"/>
         </w:rPr>
-        <w:t xml:space="preserve"> *publicar la disponibilidad sin catalogar el acervo completo y sin administrar un sistema — solo los títulos que se prestan, actualizados una vez al día desde el celular de la voluntaria.*</w:t>
+        <w:t xml:space="preserve"> *publicar la disponibilidad sin catalogar todos los libros y sin administrar un sistema — solo los títulos que se prestan, actualizados una vez al día desde el celular de la voluntaria.*</w:t>
       </w:r>
     </w:p>
     <w:p>
@@ -2177,7 +2177,7 @@
           <w:color w:val="4A4A49"/>
           <w:sz w:val="22"/>
         </w:rPr>
-        <w:t xml:space="preserve"> Es el mejor escenario pedagógico y hay que celebrarlo, no consolarlo. La pregunta que reencuadra el proyecto: </w:t>
+        <w:t xml:space="preserve"> Es el mejor escenario pedagógico y hay que celebrarlo, no consolarlo. La pregunta que replantea el proyecto: </w:t>
       </w:r>
       <w:r>
         <w:rPr>
@@ -2450,7 +2450,7 @@
           <w:color w:val="4A4A49"/>
           <w:sz w:val="22"/>
         </w:rPr>
-        <w:t xml:space="preserve"> — y recuerde que un asistente de IA devuelve referencias con formato perfecto que pueden no existir. Cierre con el hallazgo del caso modelo, porque es contraintuitivo y se recuerda: existe software libre excelente que resuelve el problema completo desde hace veinte años, y no sirve aquí; ver por qué un antecedente magnífico no aplica es de lo que está hecha la ingeniería. Anuncie la sesión 10: se prototipa el alcance mínimo, y de lo que ficharon hoy sale el diseño de las pantallas.</w:t>
+        <w:t xml:space="preserve"> — y recuerde que un asistente de IA devuelve referencias con formato perfecto que pueden no existir. Cierre con el hallazgo del caso modelo, porque sorprende y se recuerda: existe software libre excelente que resuelve el problema completo desde hace veinte años, y no sirve aquí; ver por qué un antecedente magnífico no aplica es de lo que está hecha la ingeniería. Anuncie la sesión 10: se prototipa el alcance mínimo, y de lo que ficharon hoy sale el diseño de las pantallas.</w:t>
       </w:r>
     </w:p>
     <w:p>
